--- a/docs/FichaRenascido.docx
+++ b/docs/FichaRenascido.docx
@@ -132,37 +132,15 @@
         </w:rPr>
         <w:t xml:space="preserve"> </w:t>
       </w:r>
-      <w:proofErr w:type="spellStart"/>
-      <w:r>
-        <w:rPr>
-          <w:rFonts w:ascii="Segoe UI" w:eastAsia="Times New Roman" w:hAnsi="Segoe UI" w:cs="Segoe UI"/>
-          <w:sz w:val="28"/>
-          <w:szCs w:val="28"/>
-          <w:lang w:eastAsia="pt-BR"/>
-        </w:rPr>
-        <w:t>Sujiro</w:t>
-      </w:r>
-      <w:proofErr w:type="spellEnd"/>
-      <w:r>
-        <w:rPr>
-          <w:rFonts w:ascii="Segoe UI" w:eastAsia="Times New Roman" w:hAnsi="Segoe UI" w:cs="Segoe UI"/>
-          <w:sz w:val="28"/>
-          <w:szCs w:val="28"/>
-          <w:lang w:eastAsia="pt-BR"/>
-        </w:rPr>
-        <w:t xml:space="preserve"> </w:t>
-      </w:r>
-      <w:proofErr w:type="spellStart"/>
-      <w:r>
-        <w:rPr>
-          <w:rFonts w:ascii="Segoe UI" w:eastAsia="Times New Roman" w:hAnsi="Segoe UI" w:cs="Segoe UI"/>
-          <w:sz w:val="28"/>
-          <w:szCs w:val="28"/>
-          <w:lang w:eastAsia="pt-BR"/>
-        </w:rPr>
-        <w:t>Kyimikoma</w:t>
-      </w:r>
-      <w:proofErr w:type="spellEnd"/>
+      <w:r>
+        <w:rPr>
+          <w:rFonts w:ascii="Segoe UI" w:eastAsia="Times New Roman" w:hAnsi="Segoe UI" w:cs="Segoe UI"/>
+          <w:sz w:val="28"/>
+          <w:szCs w:val="28"/>
+          <w:lang w:eastAsia="pt-BR"/>
+        </w:rPr>
+        <w:t>Sujiro Kyimikoma</w:t>
+      </w:r>
       <w:r>
         <w:rPr>
           <w:rFonts w:ascii="Segoe UI" w:eastAsia="Times New Roman" w:hAnsi="Segoe UI" w:cs="Segoe UI"/>
@@ -198,31 +176,7 @@
           <w:szCs w:val="28"/>
           <w:lang w:eastAsia="pt-BR"/>
         </w:rPr>
-        <w:t xml:space="preserve">Período da Era </w:t>
-      </w:r>
-      <w:proofErr w:type="spellStart"/>
-      <w:r>
-        <w:rPr>
-          <w:rFonts w:ascii="Segoe UI" w:eastAsia="Times New Roman" w:hAnsi="Segoe UI" w:cs="Segoe UI"/>
-          <w:b/>
-          <w:bCs/>
-          <w:sz w:val="28"/>
-          <w:szCs w:val="28"/>
-          <w:lang w:eastAsia="pt-BR"/>
-        </w:rPr>
-        <w:t>Sengoku</w:t>
-      </w:r>
-      <w:proofErr w:type="spellEnd"/>
-      <w:r>
-        <w:rPr>
-          <w:rFonts w:ascii="Segoe UI" w:eastAsia="Times New Roman" w:hAnsi="Segoe UI" w:cs="Segoe UI"/>
-          <w:b/>
-          <w:bCs/>
-          <w:sz w:val="28"/>
-          <w:szCs w:val="28"/>
-          <w:lang w:eastAsia="pt-BR"/>
-        </w:rPr>
-        <w:t xml:space="preserve"> em que Viveu:</w:t>
+        <w:t>Período da Era Sengoku em que Viveu:</w:t>
       </w:r>
       <w:r>
         <w:rPr>
@@ -303,7 +257,6 @@
         </w:rPr>
         <w:t xml:space="preserve"> </w:t>
       </w:r>
-      <w:proofErr w:type="spellStart"/>
       <w:r>
         <w:rPr>
           <w:rFonts w:ascii="Segoe UI" w:eastAsia="Times New Roman" w:hAnsi="Segoe UI" w:cs="Segoe UI"/>
@@ -313,7 +266,6 @@
         </w:rPr>
         <w:t>Tsukigane</w:t>
       </w:r>
-      <w:proofErr w:type="spellEnd"/>
     </w:p>
     <w:p>
       <w:pPr>
@@ -407,47 +359,15 @@
         </w:rPr>
         <w:t xml:space="preserve"> </w:t>
       </w:r>
-      <w:proofErr w:type="spellStart"/>
-      <w:r>
-        <w:rPr>
-          <w:rFonts w:ascii="Segoe UI" w:eastAsia="Times New Roman" w:hAnsi="Segoe UI" w:cs="Segoe UI"/>
-          <w:sz w:val="28"/>
-          <w:szCs w:val="28"/>
-          <w:lang w:eastAsia="pt-BR"/>
-        </w:rPr>
-        <w:t>Getsumei</w:t>
-      </w:r>
-      <w:proofErr w:type="spellEnd"/>
-      <w:r>
-        <w:rPr>
-          <w:rFonts w:ascii="Segoe UI" w:eastAsia="Times New Roman" w:hAnsi="Segoe UI" w:cs="Segoe UI"/>
-          <w:sz w:val="28"/>
-          <w:szCs w:val="28"/>
-          <w:lang w:eastAsia="pt-BR"/>
-        </w:rPr>
-        <w:t xml:space="preserve"> no </w:t>
-      </w:r>
-      <w:proofErr w:type="spellStart"/>
-      <w:r>
-        <w:rPr>
-          <w:rFonts w:ascii="Segoe UI" w:eastAsia="Times New Roman" w:hAnsi="Segoe UI" w:cs="Segoe UI"/>
-          <w:sz w:val="28"/>
-          <w:szCs w:val="28"/>
-          <w:lang w:eastAsia="pt-BR"/>
-        </w:rPr>
-        <w:t>Michi</w:t>
-      </w:r>
-      <w:proofErr w:type="spellEnd"/>
-      <w:r>
-        <w:rPr>
-          <w:rFonts w:ascii="Segoe UI" w:eastAsia="Times New Roman" w:hAnsi="Segoe UI" w:cs="Segoe UI"/>
-          <w:sz w:val="28"/>
-          <w:szCs w:val="28"/>
-          <w:lang w:eastAsia="pt-BR"/>
-        </w:rPr>
-        <w:t xml:space="preserve"> (</w:t>
-      </w:r>
-      <w:proofErr w:type="spellStart"/>
+      <w:r>
+        <w:rPr>
+          <w:rFonts w:ascii="Segoe UI" w:eastAsia="Times New Roman" w:hAnsi="Segoe UI" w:cs="Segoe UI"/>
+          <w:sz w:val="28"/>
+          <w:szCs w:val="28"/>
+          <w:lang w:eastAsia="pt-BR"/>
+        </w:rPr>
+        <w:t>Getsumei no Michi (</w:t>
+      </w:r>
       <w:r>
         <w:rPr>
           <w:rFonts w:ascii="MS Gothic" w:eastAsia="MS Gothic" w:hAnsi="MS Gothic" w:cs="MS Gothic" w:hint="eastAsia"/>
@@ -457,7 +377,6 @@
         </w:rPr>
         <w:t>月冥の道</w:t>
       </w:r>
-      <w:proofErr w:type="spellEnd"/>
       <w:r>
         <w:rPr>
           <w:rFonts w:ascii="Segoe UI" w:eastAsia="Times New Roman" w:hAnsi="Segoe UI" w:cs="Segoe UI"/>
@@ -2299,10 +2218,11 @@
           <w:sz w:val="28"/>
           <w:szCs w:val="28"/>
         </w:rPr>
-        <w:t xml:space="preserve">(Formula do HP: 100 + </w:t>
-      </w:r>
-      <w:proofErr w:type="spellStart"/>
-      <w:r>
+        <w:t>(Formula do HP: 100 + Modif x 10)</w:t>
+      </w:r>
+    </w:p>
+    <w:p>
+      <w:pPr>
         <w:rPr>
           <w:rFonts w:ascii="Segoe UI" w:hAnsi="Segoe UI" w:cs="Segoe UI"/>
           <w:b/>
@@ -2310,9 +2230,7 @@
           <w:sz w:val="28"/>
           <w:szCs w:val="28"/>
         </w:rPr>
-        <w:t>Modif</w:t>
-      </w:r>
-      <w:proofErr w:type="spellEnd"/>
+      </w:pPr>
       <w:r>
         <w:rPr>
           <w:rFonts w:ascii="Segoe UI" w:hAnsi="Segoe UI" w:cs="Segoe UI"/>
@@ -2321,7 +2239,7 @@
           <w:sz w:val="28"/>
           <w:szCs w:val="28"/>
         </w:rPr>
-        <w:t xml:space="preserve"> x 10)</w:t>
+        <w:t>25</w:t>
       </w:r>
     </w:p>
     <w:p>
@@ -2439,45 +2357,14 @@
           <w:lang w:eastAsia="pt-BR"/>
         </w:rPr>
       </w:pPr>
-      <w:proofErr w:type="spellStart"/>
-      <w:r>
-        <w:rPr>
-          <w:rFonts w:ascii="Segoe UI" w:eastAsia="Times New Roman" w:hAnsi="Segoe UI" w:cs="Segoe UI"/>
-          <w:sz w:val="28"/>
-          <w:szCs w:val="28"/>
-          <w:lang w:eastAsia="pt-BR"/>
-        </w:rPr>
-        <w:t>Sujiro</w:t>
-      </w:r>
-      <w:proofErr w:type="spellEnd"/>
-      <w:r>
-        <w:rPr>
-          <w:rFonts w:ascii="Segoe UI" w:eastAsia="Times New Roman" w:hAnsi="Segoe UI" w:cs="Segoe UI"/>
-          <w:sz w:val="28"/>
-          <w:szCs w:val="28"/>
-          <w:lang w:eastAsia="pt-BR"/>
-        </w:rPr>
-        <w:t xml:space="preserve"> </w:t>
-      </w:r>
-      <w:proofErr w:type="spellStart"/>
-      <w:r>
-        <w:rPr>
-          <w:rFonts w:ascii="Segoe UI" w:eastAsia="Times New Roman" w:hAnsi="Segoe UI" w:cs="Segoe UI"/>
-          <w:sz w:val="28"/>
-          <w:szCs w:val="28"/>
-          <w:lang w:eastAsia="pt-BR"/>
-        </w:rPr>
-        <w:t>Kyimikoma</w:t>
-      </w:r>
-      <w:proofErr w:type="spellEnd"/>
-      <w:r>
-        <w:rPr>
-          <w:rFonts w:ascii="Segoe UI" w:eastAsia="Times New Roman" w:hAnsi="Segoe UI" w:cs="Segoe UI"/>
-          <w:sz w:val="28"/>
-          <w:szCs w:val="28"/>
-          <w:lang w:eastAsia="pt-BR"/>
-        </w:rPr>
-        <w:t>. Cheio de ódio,</w:t>
+      <w:r>
+        <w:rPr>
+          <w:rFonts w:ascii="Segoe UI" w:eastAsia="Times New Roman" w:hAnsi="Segoe UI" w:cs="Segoe UI"/>
+          <w:sz w:val="28"/>
+          <w:szCs w:val="28"/>
+          <w:lang w:eastAsia="pt-BR"/>
+        </w:rPr>
+        <w:t>Sujiro Kyimikoma. Cheio de ódio,</w:t>
       </w:r>
       <w:r>
         <w:rPr>
@@ -2504,47 +2391,7 @@
           <w:szCs w:val="28"/>
           <w:lang w:eastAsia="pt-BR"/>
         </w:rPr>
-        <w:t xml:space="preserve">. Morto em uma batalha contra </w:t>
-      </w:r>
-      <w:proofErr w:type="spellStart"/>
-      <w:r>
-        <w:rPr>
-          <w:rFonts w:ascii="Segoe UI" w:eastAsia="Times New Roman" w:hAnsi="Segoe UI" w:cs="Segoe UI"/>
-          <w:sz w:val="28"/>
-          <w:szCs w:val="28"/>
-          <w:lang w:eastAsia="pt-BR"/>
-        </w:rPr>
-        <w:t>Eren</w:t>
-      </w:r>
-      <w:proofErr w:type="spellEnd"/>
-      <w:r>
-        <w:rPr>
-          <w:rFonts w:ascii="Segoe UI" w:eastAsia="Times New Roman" w:hAnsi="Segoe UI" w:cs="Segoe UI"/>
-          <w:sz w:val="28"/>
-          <w:szCs w:val="28"/>
-          <w:lang w:eastAsia="pt-BR"/>
-        </w:rPr>
-        <w:t xml:space="preserve">, um grande temível líder samurai, após a batalha fui caçado pelos cães de caça de </w:t>
-      </w:r>
-      <w:proofErr w:type="spellStart"/>
-      <w:r>
-        <w:rPr>
-          <w:rFonts w:ascii="Segoe UI" w:eastAsia="Times New Roman" w:hAnsi="Segoe UI" w:cs="Segoe UI"/>
-          <w:sz w:val="28"/>
-          <w:szCs w:val="28"/>
-          <w:lang w:eastAsia="pt-BR"/>
-        </w:rPr>
-        <w:t>Eren</w:t>
-      </w:r>
-      <w:proofErr w:type="spellEnd"/>
-      <w:r>
-        <w:rPr>
-          <w:rFonts w:ascii="Segoe UI" w:eastAsia="Times New Roman" w:hAnsi="Segoe UI" w:cs="Segoe UI"/>
-          <w:sz w:val="28"/>
-          <w:szCs w:val="28"/>
-          <w:lang w:eastAsia="pt-BR"/>
-        </w:rPr>
-        <w:t>.</w:t>
+        <w:t>. Morto em uma batalha contra Eren, um grande temível líder samurai, após a batalha fui caçado pelos cães de caça de Eren.</w:t>
       </w:r>
     </w:p>
     <w:p>
@@ -2784,27 +2631,14 @@
           <w:lang w:eastAsia="pt-BR"/>
         </w:rPr>
       </w:pPr>
-      <w:proofErr w:type="spellStart"/>
-      <w:proofErr w:type="gramStart"/>
-      <w:r>
-        <w:rPr>
-          <w:rFonts w:ascii="Segoe UI" w:eastAsia="Times New Roman" w:hAnsi="Segoe UI" w:cs="Segoe UI"/>
-          <w:sz w:val="28"/>
-          <w:szCs w:val="28"/>
-          <w:lang w:eastAsia="pt-BR"/>
-        </w:rPr>
-        <w:t>Ta</w:t>
-      </w:r>
-      <w:proofErr w:type="spellEnd"/>
-      <w:proofErr w:type="gramEnd"/>
-      <w:r>
-        <w:rPr>
-          <w:rFonts w:ascii="Segoe UI" w:eastAsia="Times New Roman" w:hAnsi="Segoe UI" w:cs="Segoe UI"/>
-          <w:sz w:val="28"/>
-          <w:szCs w:val="28"/>
-          <w:lang w:eastAsia="pt-BR"/>
-        </w:rPr>
-        <w:t xml:space="preserve"> na história.</w:t>
+      <w:r>
+        <w:rPr>
+          <w:rFonts w:ascii="Segoe UI" w:eastAsia="Times New Roman" w:hAnsi="Segoe UI" w:cs="Segoe UI"/>
+          <w:sz w:val="28"/>
+          <w:szCs w:val="28"/>
+          <w:lang w:eastAsia="pt-BR"/>
+        </w:rPr>
+        <w:t>Ta na história.</w:t>
       </w:r>
     </w:p>
     <w:p>
